--- a/assets/konspekty/common/warsztaty_duchowe/attach@duchowosc_harcerska_tezy.docx
+++ b/assets/konspekty/common/warsztaty_duchowe/attach@duchowosc_harcerska_tezy.docx
@@ -289,31 +289,7 @@
           <w:szCs w:val="80"/>
           <w:lang w:val="pl-PL" w:eastAsia="zh-CN" w:bidi="hi-IN"/>
         </w:rPr>
-        <w:t>Dobrowolność</w:t>
-      </w:r>
-      <w:r>
-        <w:rPr>
-          <w:rFonts w:ascii="Ubuntu" w:hAnsi="Ubuntu"/>
-          <w:b/>
-          <w:bCs/>
-          <w:color w:val="000000"/>
-          <w:sz w:val="80"/>
-          <w:szCs w:val="80"/>
-          <w:lang w:val="pl-PL" w:eastAsia="zh-CN" w:bidi="hi-IN"/>
-        </w:rPr>
-        <w:t xml:space="preserve"> – </w:t>
-      </w:r>
-      <w:r>
-        <w:rPr>
-          <w:rFonts w:ascii="Ubuntu" w:hAnsi="Ubuntu"/>
-          <w:b/>
-          <w:bCs/>
-          <w:color w:val="000000"/>
-          <w:sz w:val="80"/>
-          <w:szCs w:val="80"/>
-          <w:lang w:val="pl-PL" w:eastAsia="zh-CN" w:bidi="hi-IN"/>
-        </w:rPr>
-        <w:t>czy harcerze mogą wyznawać co tylko chcą?</w:t>
+        <w:t>Dobrowolność – czy harcerze mogą wyznawać co tylko chcą?</w:t>
       </w:r>
     </w:p>
     <w:p>
@@ -1062,7 +1038,175 @@
           <w:szCs w:val="48"/>
           <w:lang w:val="pl-PL" w:eastAsia="zh-CN" w:bidi="hi-IN"/>
         </w:rPr>
-        <w:t xml:space="preserve">Czy każde działanie harcerskie powinny być tak skonstruowane, by każdy mógł wziąć w nich udział? Czy w drużynie mieszanej wyznaniowo można zorganizować </w:t>
+        <w:t>Czy każd</w:t>
+      </w:r>
+      <w:r>
+        <w:rPr>
+          <w:rFonts w:ascii="Ubuntu" w:hAnsi="Ubuntu"/>
+          <w:b w:val="false"/>
+          <w:bCs w:val="false"/>
+          <w:color w:val="000000"/>
+          <w:sz w:val="48"/>
+          <w:szCs w:val="48"/>
+          <w:lang w:val="pl-PL" w:eastAsia="zh-CN" w:bidi="hi-IN"/>
+        </w:rPr>
+        <w:t>a</w:t>
+      </w:r>
+      <w:r>
+        <w:rPr>
+          <w:rFonts w:ascii="Ubuntu" w:hAnsi="Ubuntu"/>
+          <w:b w:val="false"/>
+          <w:bCs w:val="false"/>
+          <w:color w:val="000000"/>
+          <w:sz w:val="48"/>
+          <w:szCs w:val="48"/>
+          <w:lang w:val="pl-PL" w:eastAsia="zh-CN" w:bidi="hi-IN"/>
+        </w:rPr>
+        <w:t xml:space="preserve"> </w:t>
+      </w:r>
+      <w:r>
+        <w:rPr>
+          <w:rFonts w:ascii="Ubuntu" w:hAnsi="Ubuntu"/>
+          <w:b w:val="false"/>
+          <w:bCs w:val="false"/>
+          <w:color w:val="000000"/>
+          <w:sz w:val="48"/>
+          <w:szCs w:val="48"/>
+          <w:lang w:val="pl-PL" w:eastAsia="zh-CN" w:bidi="hi-IN"/>
+        </w:rPr>
+        <w:t>harcerska</w:t>
+      </w:r>
+      <w:r>
+        <w:rPr>
+          <w:rFonts w:ascii="Ubuntu" w:hAnsi="Ubuntu"/>
+          <w:b w:val="false"/>
+          <w:bCs w:val="false"/>
+          <w:color w:val="000000"/>
+          <w:sz w:val="48"/>
+          <w:szCs w:val="48"/>
+          <w:lang w:val="pl-PL" w:eastAsia="zh-CN" w:bidi="hi-IN"/>
+        </w:rPr>
+        <w:t xml:space="preserve"> </w:t>
+      </w:r>
+      <w:r>
+        <w:rPr>
+          <w:rFonts w:ascii="Ubuntu" w:hAnsi="Ubuntu"/>
+          <w:b w:val="false"/>
+          <w:bCs w:val="false"/>
+          <w:color w:val="000000"/>
+          <w:sz w:val="48"/>
+          <w:szCs w:val="48"/>
+          <w:lang w:val="pl-PL" w:eastAsia="zh-CN" w:bidi="hi-IN"/>
+        </w:rPr>
+        <w:t>forma duchowa</w:t>
+      </w:r>
+      <w:r>
+        <w:rPr>
+          <w:rFonts w:ascii="Ubuntu" w:hAnsi="Ubuntu"/>
+          <w:b w:val="false"/>
+          <w:bCs w:val="false"/>
+          <w:color w:val="000000"/>
+          <w:sz w:val="48"/>
+          <w:szCs w:val="48"/>
+          <w:lang w:val="pl-PL" w:eastAsia="zh-CN" w:bidi="hi-IN"/>
+        </w:rPr>
+        <w:t xml:space="preserve"> powinn</w:t>
+      </w:r>
+      <w:r>
+        <w:rPr>
+          <w:rFonts w:ascii="Ubuntu" w:hAnsi="Ubuntu"/>
+          <w:b w:val="false"/>
+          <w:bCs w:val="false"/>
+          <w:color w:val="000000"/>
+          <w:sz w:val="48"/>
+          <w:szCs w:val="48"/>
+          <w:lang w:val="pl-PL" w:eastAsia="zh-CN" w:bidi="hi-IN"/>
+        </w:rPr>
+        <w:t>a</w:t>
+      </w:r>
+      <w:r>
+        <w:rPr>
+          <w:rFonts w:ascii="Ubuntu" w:hAnsi="Ubuntu"/>
+          <w:b w:val="false"/>
+          <w:bCs w:val="false"/>
+          <w:color w:val="000000"/>
+          <w:sz w:val="48"/>
+          <w:szCs w:val="48"/>
+          <w:lang w:val="pl-PL" w:eastAsia="zh-CN" w:bidi="hi-IN"/>
+        </w:rPr>
+        <w:t xml:space="preserve"> być tak skonstruowan</w:t>
+      </w:r>
+      <w:r>
+        <w:rPr>
+          <w:rFonts w:ascii="Ubuntu" w:hAnsi="Ubuntu"/>
+          <w:b w:val="false"/>
+          <w:bCs w:val="false"/>
+          <w:color w:val="000000"/>
+          <w:sz w:val="48"/>
+          <w:szCs w:val="48"/>
+          <w:lang w:val="pl-PL" w:eastAsia="zh-CN" w:bidi="hi-IN"/>
+        </w:rPr>
+        <w:t>a</w:t>
+      </w:r>
+      <w:r>
+        <w:rPr>
+          <w:rFonts w:ascii="Ubuntu" w:hAnsi="Ubuntu"/>
+          <w:b w:val="false"/>
+          <w:bCs w:val="false"/>
+          <w:color w:val="000000"/>
+          <w:sz w:val="48"/>
+          <w:szCs w:val="48"/>
+          <w:lang w:val="pl-PL" w:eastAsia="zh-CN" w:bidi="hi-IN"/>
+        </w:rPr>
+        <w:t xml:space="preserve">, by </w:t>
+      </w:r>
+      <w:r>
+        <w:rPr>
+          <w:rFonts w:ascii="Ubuntu" w:hAnsi="Ubuntu"/>
+          <w:b/>
+          <w:bCs/>
+          <w:color w:val="000000"/>
+          <w:sz w:val="48"/>
+          <w:szCs w:val="48"/>
+          <w:lang w:val="pl-PL" w:eastAsia="zh-CN" w:bidi="hi-IN"/>
+        </w:rPr>
+        <w:t>każdy</w:t>
+      </w:r>
+      <w:r>
+        <w:rPr>
+          <w:rFonts w:ascii="Ubuntu" w:hAnsi="Ubuntu"/>
+          <w:b w:val="false"/>
+          <w:bCs w:val="false"/>
+          <w:color w:val="000000"/>
+          <w:sz w:val="48"/>
+          <w:szCs w:val="48"/>
+          <w:lang w:val="pl-PL" w:eastAsia="zh-CN" w:bidi="hi-IN"/>
+        </w:rPr>
+        <w:t xml:space="preserve"> mógł </w:t>
+      </w:r>
+      <w:r>
+        <w:rPr>
+          <w:rFonts w:ascii="Ubuntu" w:hAnsi="Ubuntu"/>
+          <w:b w:val="false"/>
+          <w:bCs w:val="false"/>
+          <w:color w:val="000000"/>
+          <w:sz w:val="48"/>
+          <w:szCs w:val="48"/>
+          <w:lang w:val="pl-PL" w:eastAsia="zh-CN" w:bidi="hi-IN"/>
+        </w:rPr>
+        <w:t xml:space="preserve">i chciał </w:t>
+      </w:r>
+      <w:r>
+        <w:rPr>
+          <w:rFonts w:ascii="Ubuntu" w:hAnsi="Ubuntu"/>
+          <w:b w:val="false"/>
+          <w:bCs w:val="false"/>
+          <w:color w:val="000000"/>
+          <w:sz w:val="48"/>
+          <w:szCs w:val="48"/>
+          <w:lang w:val="pl-PL" w:eastAsia="zh-CN" w:bidi="hi-IN"/>
+        </w:rPr>
+        <w:t xml:space="preserve">wziąć w nich udział? Czy w drużynie mieszanej wyznaniowo można zorganizować </w:t>
       </w:r>
       <w:r>
         <w:rPr>
@@ -1086,43 +1230,223 @@
           <w:szCs w:val="48"/>
           <w:lang w:val="pl-PL" w:eastAsia="zh-CN" w:bidi="hi-IN"/>
         </w:rPr>
-        <w:t xml:space="preserve">, lub poświęcić obozowy dzień na budowę </w:t>
-      </w:r>
-      <w:r>
-        <w:rPr>
-          <w:rFonts w:ascii="Ubuntu" w:hAnsi="Ubuntu"/>
-          <w:b/>
-          <w:bCs/>
-          <w:color w:val="000000"/>
-          <w:sz w:val="48"/>
-          <w:szCs w:val="48"/>
-          <w:lang w:val="pl-PL" w:eastAsia="zh-CN" w:bidi="hi-IN"/>
-        </w:rPr>
-        <w:t>kapliczki</w:t>
-      </w:r>
-      <w:r>
-        <w:rPr>
-          <w:rFonts w:ascii="Ubuntu" w:hAnsi="Ubuntu"/>
-          <w:b w:val="false"/>
-          <w:bCs w:val="false"/>
-          <w:color w:val="000000"/>
-          <w:sz w:val="48"/>
-          <w:szCs w:val="48"/>
-          <w:lang w:val="pl-PL" w:eastAsia="zh-CN" w:bidi="hi-IN"/>
-        </w:rPr>
-        <w:t xml:space="preserve">, przy której wszyscy będą się co wieczór </w:t>
-      </w:r>
-      <w:r>
-        <w:rPr>
-          <w:rFonts w:ascii="Ubuntu" w:hAnsi="Ubuntu"/>
-          <w:b/>
-          <w:bCs/>
-          <w:color w:val="000000"/>
-          <w:sz w:val="48"/>
-          <w:szCs w:val="48"/>
-          <w:lang w:val="pl-PL" w:eastAsia="zh-CN" w:bidi="hi-IN"/>
-        </w:rPr>
-        <w:t>modlić</w:t>
+        <w:t xml:space="preserve">, </w:t>
+      </w:r>
+      <w:r>
+        <w:rPr>
+          <w:rFonts w:ascii="Ubuntu" w:hAnsi="Ubuntu"/>
+          <w:b w:val="false"/>
+          <w:bCs w:val="false"/>
+          <w:color w:val="000000"/>
+          <w:sz w:val="48"/>
+          <w:szCs w:val="48"/>
+          <w:lang w:val="pl-PL" w:eastAsia="zh-CN" w:bidi="hi-IN"/>
+        </w:rPr>
+        <w:t>lub</w:t>
+      </w:r>
+      <w:r>
+        <w:rPr>
+          <w:rFonts w:ascii="Ubuntu" w:hAnsi="Ubuntu"/>
+          <w:b w:val="false"/>
+          <w:bCs w:val="false"/>
+          <w:color w:val="000000"/>
+          <w:sz w:val="48"/>
+          <w:szCs w:val="48"/>
+          <w:lang w:val="pl-PL" w:eastAsia="zh-CN" w:bidi="hi-IN"/>
+        </w:rPr>
+        <w:t xml:space="preserve"> </w:t>
+      </w:r>
+      <w:r>
+        <w:rPr>
+          <w:rFonts w:ascii="Ubuntu" w:hAnsi="Ubuntu"/>
+          <w:b w:val="false"/>
+          <w:bCs w:val="false"/>
+          <w:color w:val="000000"/>
+          <w:sz w:val="48"/>
+          <w:szCs w:val="48"/>
+          <w:lang w:val="pl-PL" w:eastAsia="zh-CN" w:bidi="hi-IN"/>
+        </w:rPr>
+        <w:t>z</w:t>
+      </w:r>
+      <w:r>
+        <w:rPr>
+          <w:rFonts w:ascii="Ubuntu" w:hAnsi="Ubuntu"/>
+          <w:b w:val="false"/>
+          <w:bCs w:val="false"/>
+          <w:color w:val="000000"/>
+          <w:sz w:val="48"/>
+          <w:szCs w:val="48"/>
+          <w:lang w:val="pl-PL" w:eastAsia="zh-CN" w:bidi="hi-IN"/>
+        </w:rPr>
+        <w:t>budow</w:t>
+      </w:r>
+      <w:r>
+        <w:rPr>
+          <w:rFonts w:ascii="Ubuntu" w:hAnsi="Ubuntu"/>
+          <w:b w:val="false"/>
+          <w:bCs w:val="false"/>
+          <w:color w:val="000000"/>
+          <w:sz w:val="48"/>
+          <w:szCs w:val="48"/>
+          <w:lang w:val="pl-PL" w:eastAsia="zh-CN" w:bidi="hi-IN"/>
+        </w:rPr>
+        <w:t>ać</w:t>
+      </w:r>
+      <w:r>
+        <w:rPr>
+          <w:rFonts w:ascii="Ubuntu" w:hAnsi="Ubuntu"/>
+          <w:b w:val="false"/>
+          <w:bCs w:val="false"/>
+          <w:color w:val="000000"/>
+          <w:sz w:val="48"/>
+          <w:szCs w:val="48"/>
+          <w:lang w:val="pl-PL" w:eastAsia="zh-CN" w:bidi="hi-IN"/>
+        </w:rPr>
+        <w:t xml:space="preserve"> </w:t>
+      </w:r>
+      <w:r>
+        <w:rPr>
+          <w:rFonts w:ascii="Ubuntu" w:hAnsi="Ubuntu"/>
+          <w:b/>
+          <w:bCs/>
+          <w:color w:val="000000"/>
+          <w:sz w:val="48"/>
+          <w:szCs w:val="48"/>
+          <w:lang w:val="pl-PL" w:eastAsia="zh-CN" w:bidi="hi-IN"/>
+        </w:rPr>
+        <w:t>kapliczkę</w:t>
+      </w:r>
+      <w:r>
+        <w:rPr>
+          <w:rFonts w:ascii="Ubuntu" w:hAnsi="Ubuntu"/>
+          <w:b w:val="false"/>
+          <w:bCs w:val="false"/>
+          <w:color w:val="000000"/>
+          <w:sz w:val="48"/>
+          <w:szCs w:val="48"/>
+          <w:lang w:val="pl-PL" w:eastAsia="zh-CN" w:bidi="hi-IN"/>
+        </w:rPr>
+        <w:t>,</w:t>
+      </w:r>
+      <w:r>
+        <w:rPr>
+          <w:rFonts w:ascii="Ubuntu" w:hAnsi="Ubuntu"/>
+          <w:b w:val="false"/>
+          <w:bCs w:val="false"/>
+          <w:color w:val="000000"/>
+          <w:sz w:val="48"/>
+          <w:szCs w:val="48"/>
+          <w:lang w:val="pl-PL" w:eastAsia="zh-CN" w:bidi="hi-IN"/>
+        </w:rPr>
+        <w:t xml:space="preserve"> przy której </w:t>
+      </w:r>
+      <w:r>
+        <w:rPr>
+          <w:rFonts w:ascii="Ubuntu" w:hAnsi="Ubuntu"/>
+          <w:b w:val="false"/>
+          <w:bCs w:val="false"/>
+          <w:color w:val="000000"/>
+          <w:sz w:val="48"/>
+          <w:szCs w:val="48"/>
+          <w:lang w:val="pl-PL" w:eastAsia="zh-CN" w:bidi="hi-IN"/>
+        </w:rPr>
+        <w:t>co wieczór</w:t>
+      </w:r>
+      <w:r>
+        <w:rPr>
+          <w:rFonts w:ascii="Ubuntu" w:hAnsi="Ubuntu"/>
+          <w:b w:val="false"/>
+          <w:bCs w:val="false"/>
+          <w:color w:val="000000"/>
+          <w:sz w:val="48"/>
+          <w:szCs w:val="48"/>
+          <w:lang w:val="pl-PL" w:eastAsia="zh-CN" w:bidi="hi-IN"/>
+        </w:rPr>
+        <w:t xml:space="preserve"> </w:t>
+      </w:r>
+      <w:r>
+        <w:rPr>
+          <w:rFonts w:ascii="Ubuntu" w:hAnsi="Ubuntu"/>
+          <w:b w:val="false"/>
+          <w:bCs w:val="false"/>
+          <w:color w:val="000000"/>
+          <w:sz w:val="48"/>
+          <w:szCs w:val="48"/>
+          <w:lang w:val="pl-PL" w:eastAsia="zh-CN" w:bidi="hi-IN"/>
+        </w:rPr>
+        <w:t>harcerze będą się mogli wspólnie</w:t>
+      </w:r>
+      <w:r>
+        <w:rPr>
+          <w:rFonts w:ascii="Ubuntu" w:hAnsi="Ubuntu"/>
+          <w:b w:val="false"/>
+          <w:bCs w:val="false"/>
+          <w:color w:val="000000"/>
+          <w:sz w:val="48"/>
+          <w:szCs w:val="48"/>
+          <w:lang w:val="pl-PL" w:eastAsia="zh-CN" w:bidi="hi-IN"/>
+        </w:rPr>
+        <w:t xml:space="preserve"> </w:t>
+      </w:r>
+      <w:r>
+        <w:rPr>
+          <w:rFonts w:ascii="Ubuntu" w:hAnsi="Ubuntu"/>
+          <w:b/>
+          <w:bCs/>
+          <w:color w:val="000000"/>
+          <w:sz w:val="48"/>
+          <w:szCs w:val="48"/>
+          <w:lang w:val="pl-PL" w:eastAsia="zh-CN" w:bidi="hi-IN"/>
+        </w:rPr>
+        <w:t>po</w:t>
+      </w:r>
+      <w:r>
+        <w:rPr>
+          <w:rFonts w:ascii="Ubuntu" w:hAnsi="Ubuntu"/>
+          <w:b/>
+          <w:bCs/>
+          <w:color w:val="000000"/>
+          <w:sz w:val="48"/>
+          <w:szCs w:val="48"/>
+          <w:lang w:val="pl-PL" w:eastAsia="zh-CN" w:bidi="hi-IN"/>
+        </w:rPr>
+        <w:t>m</w:t>
+      </w:r>
+      <w:r>
+        <w:rPr>
+          <w:rFonts w:ascii="Ubuntu" w:hAnsi="Ubuntu"/>
+          <w:b/>
+          <w:bCs/>
+          <w:color w:val="000000"/>
+          <w:sz w:val="48"/>
+          <w:szCs w:val="48"/>
+          <w:lang w:val="pl-PL" w:eastAsia="zh-CN" w:bidi="hi-IN"/>
+        </w:rPr>
+        <w:t>odlić</w:t>
+      </w:r>
+      <w:r>
+        <w:rPr>
+          <w:rFonts w:ascii="Ubuntu" w:hAnsi="Ubuntu"/>
+          <w:b w:val="false"/>
+          <w:bCs w:val="false"/>
+          <w:color w:val="000000"/>
+          <w:sz w:val="48"/>
+          <w:szCs w:val="48"/>
+          <w:lang w:val="pl-PL" w:eastAsia="zh-CN" w:bidi="hi-IN"/>
+        </w:rPr>
+        <w:t xml:space="preserve"> </w:t>
+      </w:r>
+      <w:r>
+        <w:rPr>
+          <w:rFonts w:ascii="Ubuntu" w:hAnsi="Ubuntu"/>
+          <w:b w:val="false"/>
+          <w:bCs w:val="false"/>
+          <w:color w:val="000000"/>
+          <w:sz w:val="48"/>
+          <w:szCs w:val="48"/>
+          <w:lang w:val="pl-PL" w:eastAsia="zh-CN" w:bidi="hi-IN"/>
+        </w:rPr>
+        <w:t>z drużynowym</w:t>
       </w:r>
       <w:r>
         <w:rPr>
@@ -1358,7 +1682,51 @@
           <w:szCs w:val="48"/>
           <w:lang w:val="pl-PL" w:eastAsia="zh-CN" w:bidi="hi-IN"/>
         </w:rPr>
-        <w:t>, np. przed zakumplowaniem się z osiedlowymi kibolami, którzy palą papierosy od podstawówki i nadużywają alkoholu?</w:t>
+        <w:t xml:space="preserve">, np. przed zakumplowaniem się z osiedlowymi </w:t>
+      </w:r>
+      <w:r>
+        <w:rPr>
+          <w:rFonts w:ascii="Ubuntu" w:hAnsi="Ubuntu"/>
+          <w:b w:val="false"/>
+          <w:bCs w:val="false"/>
+          <w:sz w:val="48"/>
+          <w:szCs w:val="48"/>
+          <w:lang w:val="pl-PL" w:eastAsia="zh-CN" w:bidi="hi-IN"/>
+        </w:rPr>
+        <w:t>k</w:t>
+      </w:r>
+      <w:r>
+        <w:rPr>
+          <w:rFonts w:ascii="Ubuntu" w:hAnsi="Ubuntu"/>
+          <w:b w:val="false"/>
+          <w:bCs w:val="false"/>
+          <w:sz w:val="48"/>
+          <w:szCs w:val="48"/>
+          <w:lang w:val="pl-PL" w:eastAsia="zh-CN" w:bidi="hi-IN"/>
+        </w:rPr>
+        <w:t>o</w:t>
+      </w:r>
+      <w:r>
+        <w:rPr>
+          <w:rFonts w:ascii="Ubuntu" w:hAnsi="Ubuntu"/>
+          <w:b w:val="false"/>
+          <w:bCs w:val="false"/>
+          <w:sz w:val="48"/>
+          <w:szCs w:val="48"/>
+          <w:lang w:val="pl-PL" w:eastAsia="zh-CN" w:bidi="hi-IN"/>
+        </w:rPr>
+        <w:t>legami</w:t>
+      </w:r>
+      <w:r>
+        <w:rPr>
+          <w:rFonts w:ascii="Ubuntu" w:hAnsi="Ubuntu"/>
+          <w:b w:val="false"/>
+          <w:bCs w:val="false"/>
+          <w:sz w:val="48"/>
+          <w:szCs w:val="48"/>
+          <w:lang w:val="pl-PL" w:eastAsia="zh-CN" w:bidi="hi-IN"/>
+        </w:rPr>
+        <w:t>, którzy nadużywają alkoholu?</w:t>
       </w:r>
     </w:p>
     <w:p>
@@ -1740,7 +2108,7 @@
     <w:pPr>
       <w:widowControl/>
       <w:suppressAutoHyphens w:val="true"/>
-      <w:overflowPunct w:val="true"/>
+      <w:overflowPunct w:val="false"/>
       <w:bidi w:val="0"/>
       <w:spacing w:lineRule="auto" w:line="276" w:before="0" w:after="0"/>
       <w:jc w:val="left"/>
@@ -1921,7 +2289,7 @@
     <w:pPr>
       <w:widowControl/>
       <w:suppressAutoHyphens w:val="true"/>
-      <w:overflowPunct w:val="true"/>
+      <w:overflowPunct w:val="false"/>
       <w:bidi w:val="0"/>
       <w:spacing w:lineRule="auto" w:line="276" w:before="0" w:after="0"/>
       <w:jc w:val="left"/>
